--- a/SERDES學習.docx
+++ b/SERDES學習.docx
@@ -1291,11 +1291,380 @@
       <w:pPr>
         <w:pStyle w:val="ae"/>
         <w:rPr>
-          <w:rFonts w:eastAsia="新細明體" w:hint="eastAsia"/>
-          <w:color w:val="000000" w:themeColor="text1"/>
-          <w:lang w:eastAsia="zh-TW"/>
-        </w:rPr>
-      </w:pPr>
+          <w:rFonts w:eastAsia="新細明體"/>
+          <w:color w:val="000000" w:themeColor="text1"/>
+          <w:lang w:eastAsia="zh-TW"/>
+        </w:rPr>
+      </w:pPr>
+    </w:p>
+    <w:p>
+      <w:pPr>
+        <w:pStyle w:val="ae"/>
+        <w:rPr>
+          <w:rFonts w:eastAsia="新細明體"/>
+          <w:color w:val="000000" w:themeColor="text1"/>
+          <w:lang w:eastAsia="zh-TW"/>
+        </w:rPr>
+      </w:pPr>
+    </w:p>
+    <w:p>
+      <w:pPr>
+        <w:pStyle w:val="ae"/>
+        <w:rPr>
+          <w:rFonts w:eastAsia="新細明體"/>
+          <w:color w:val="000000" w:themeColor="text1"/>
+          <w:lang w:eastAsia="zh-TW"/>
+        </w:rPr>
+      </w:pPr>
+    </w:p>
+    <w:p>
+      <w:pPr>
+        <w:pStyle w:val="ae"/>
+        <w:rPr>
+          <w:rFonts w:eastAsia="新細明體"/>
+          <w:color w:val="000000" w:themeColor="text1"/>
+          <w:lang w:eastAsia="zh-TW"/>
+        </w:rPr>
+      </w:pPr>
+    </w:p>
+    <w:p>
+      <w:pPr>
+        <w:pStyle w:val="ae"/>
+        <w:rPr>
+          <w:rFonts w:eastAsia="新細明體"/>
+          <w:color w:val="000000" w:themeColor="text1"/>
+          <w:lang w:eastAsia="zh-TW"/>
+        </w:rPr>
+      </w:pPr>
+    </w:p>
+    <w:p>
+      <w:pPr>
+        <w:pStyle w:val="ae"/>
+        <w:rPr>
+          <w:rFonts w:eastAsia="新細明體"/>
+          <w:color w:val="000000" w:themeColor="text1"/>
+          <w:lang w:eastAsia="zh-TW"/>
+        </w:rPr>
+      </w:pPr>
+    </w:p>
+    <w:p>
+      <w:pPr>
+        <w:pStyle w:val="ae"/>
+        <w:rPr>
+          <w:rFonts w:eastAsia="新細明體"/>
+          <w:color w:val="000000" w:themeColor="text1"/>
+          <w:lang w:eastAsia="zh-TW"/>
+        </w:rPr>
+      </w:pPr>
+    </w:p>
+    <w:p>
+      <w:pPr>
+        <w:pStyle w:val="ae"/>
+        <w:rPr>
+          <w:rFonts w:eastAsia="新細明體"/>
+          <w:color w:val="000000" w:themeColor="text1"/>
+          <w:lang w:eastAsia="zh-TW"/>
+        </w:rPr>
+      </w:pPr>
+    </w:p>
+    <w:p>
+      <w:pPr>
+        <w:pStyle w:val="ae"/>
+        <w:rPr>
+          <w:rFonts w:eastAsia="新細明體"/>
+          <w:color w:val="000000" w:themeColor="text1"/>
+          <w:lang w:eastAsia="zh-TW"/>
+        </w:rPr>
+      </w:pPr>
+    </w:p>
+    <w:p>
+      <w:pPr>
+        <w:pStyle w:val="ae"/>
+        <w:rPr>
+          <w:rFonts w:eastAsia="新細明體"/>
+          <w:color w:val="000000" w:themeColor="text1"/>
+          <w:lang w:eastAsia="zh-TW"/>
+        </w:rPr>
+      </w:pPr>
+      <w:r>
+        <w:rPr>
+          <w:rFonts w:eastAsia="新細明體" w:hint="eastAsia"/>
+          <w:color w:val="000000" w:themeColor="text1"/>
+          <w:lang w:eastAsia="zh-TW"/>
+        </w:rPr>
+        <w:lastRenderedPageBreak/>
+        <w:t xml:space="preserve">Ref or </w:t>
+      </w:r>
+      <w:proofErr w:type="gramStart"/>
+      <w:r>
+        <w:rPr>
+          <w:rFonts w:eastAsia="新細明體" w:hint="eastAsia"/>
+          <w:color w:val="000000" w:themeColor="text1"/>
+          <w:lang w:eastAsia="zh-TW"/>
+        </w:rPr>
+        <w:t>To</w:t>
+      </w:r>
+      <w:proofErr w:type="gramEnd"/>
+      <w:r>
+        <w:rPr>
+          <w:rFonts w:eastAsia="新細明體" w:hint="eastAsia"/>
+          <w:color w:val="000000" w:themeColor="text1"/>
+          <w:lang w:eastAsia="zh-TW"/>
+        </w:rPr>
+        <w:t xml:space="preserve"> be watched list:</w:t>
+      </w:r>
+    </w:p>
+    <w:p>
+      <w:pPr>
+        <w:pStyle w:val="ae"/>
+        <w:rPr>
+          <w:rFonts w:eastAsia="新細明體"/>
+          <w:color w:val="000000" w:themeColor="text1"/>
+          <w:lang w:eastAsia="zh-TW"/>
+        </w:rPr>
+      </w:pPr>
+      <w:r>
+        <w:rPr>
+          <w:rFonts w:eastAsia="新細明體" w:hint="eastAsia"/>
+          <w:color w:val="000000" w:themeColor="text1"/>
+          <w:lang w:eastAsia="zh-TW"/>
+        </w:rPr>
+        <w:t xml:space="preserve">1. </w:t>
+      </w:r>
+      <w:hyperlink r:id="rId9" w:history="1">
+        <w:r>
+          <w:rPr>
+            <w:rStyle w:val="af"/>
+            <w:rFonts w:eastAsia="新細明體"/>
+            <w:lang w:eastAsia="zh-TW"/>
+          </w:rPr>
+          <w:t>Serdes - Advanced SOC Design 2024 05 23</w:t>
+        </w:r>
+      </w:hyperlink>
+    </w:p>
+    <w:p>
+      <w:pPr>
+        <w:pStyle w:val="ae"/>
+        <w:rPr>
+          <w:rFonts w:eastAsia="新細明體"/>
+          <w:color w:val="000000" w:themeColor="text1"/>
+          <w:lang w:eastAsia="zh-TW"/>
+        </w:rPr>
+      </w:pPr>
+      <w:r>
+        <w:rPr>
+          <w:rFonts w:eastAsia="新細明體" w:hint="eastAsia"/>
+          <w:color w:val="000000" w:themeColor="text1"/>
+          <w:lang w:eastAsia="zh-TW"/>
+        </w:rPr>
+        <w:t xml:space="preserve">2. </w:t>
+      </w:r>
+      <w:hyperlink r:id="rId10" w:history="1">
+        <w:r>
+          <w:rPr>
+            <w:rStyle w:val="af"/>
+            <w:rFonts w:eastAsia="新細明體"/>
+            <w:lang w:eastAsia="zh-TW"/>
+          </w:rPr>
+          <w:t>High-Speed Serial I/O Made Simple</w:t>
+        </w:r>
+      </w:hyperlink>
+    </w:p>
+    <w:p>
+      <w:pPr>
+        <w:pStyle w:val="ae"/>
+        <w:rPr>
+          <w:rFonts w:eastAsia="新細明體"/>
+          <w:color w:val="000000" w:themeColor="text1"/>
+          <w:lang w:eastAsia="zh-TW"/>
+        </w:rPr>
+      </w:pPr>
+      <w:r>
+        <w:rPr>
+          <w:rFonts w:eastAsia="新細明體" w:hint="eastAsia"/>
+          <w:color w:val="000000" w:themeColor="text1"/>
+          <w:lang w:eastAsia="zh-TW"/>
+        </w:rPr>
+        <w:t xml:space="preserve">3. </w:t>
+      </w:r>
+      <w:hyperlink r:id="rId11" w:history="1">
+        <w:r>
+          <w:rPr>
+            <w:rStyle w:val="af"/>
+            <w:rFonts w:eastAsia="新細明體"/>
+            <w:lang w:eastAsia="zh-TW"/>
+          </w:rPr>
+          <w:t>01signal: Home page</w:t>
+        </w:r>
+      </w:hyperlink>
+    </w:p>
+    <w:p>
+      <w:pPr>
+        <w:pStyle w:val="ae"/>
+        <w:rPr>
+          <w:rFonts w:eastAsia="新細明體"/>
+          <w:color w:val="000000" w:themeColor="text1"/>
+          <w:lang w:eastAsia="zh-TW"/>
+        </w:rPr>
+      </w:pPr>
+      <w:r>
+        <w:rPr>
+          <w:rFonts w:eastAsia="新細明體" w:hint="eastAsia"/>
+          <w:color w:val="000000" w:themeColor="text1"/>
+          <w:lang w:eastAsia="zh-TW"/>
+        </w:rPr>
+        <w:t xml:space="preserve">4. </w:t>
+      </w:r>
+      <w:hyperlink r:id="rId12" w:history="1">
+        <w:r>
+          <w:rPr>
+            <w:rStyle w:val="af"/>
+            <w:rFonts w:eastAsia="新細明體"/>
+            <w:lang w:eastAsia="zh-TW"/>
+          </w:rPr>
+          <w:t>An all-digital phase-locked loop (ADPLL)-based clock recovery circuit - Solid-State Circuits, IEEE Journal of</w:t>
+        </w:r>
+      </w:hyperlink>
+    </w:p>
+    <w:p>
+      <w:pPr>
+        <w:pStyle w:val="ae"/>
+        <w:rPr>
+          <w:rFonts w:eastAsia="新細明體"/>
+          <w:color w:val="000000" w:themeColor="text1"/>
+          <w:lang w:eastAsia="zh-TW"/>
+        </w:rPr>
+      </w:pPr>
+      <w:r>
+        <w:rPr>
+          <w:rFonts w:eastAsia="新細明體" w:hint="eastAsia"/>
+          <w:color w:val="000000" w:themeColor="text1"/>
+          <w:lang w:eastAsia="zh-TW"/>
+        </w:rPr>
+        <w:t>5.</w:t>
+      </w:r>
+      <w:r>
+        <w:t xml:space="preserve"> </w:t>
+      </w:r>
+      <w:hyperlink r:id="rId13" w:history="1">
+        <w:r>
+          <w:rPr>
+            <w:rStyle w:val="af"/>
+            <w:rFonts w:eastAsia="新細明體"/>
+            <w:lang w:eastAsia="zh-TW"/>
+          </w:rPr>
+          <w:t>Vol-7-SIssue-1-39.pdf</w:t>
+        </w:r>
+      </w:hyperlink>
+    </w:p>
+    <w:p>
+      <w:pPr>
+        <w:pStyle w:val="ae"/>
+        <w:rPr>
+          <w:rFonts w:eastAsia="新細明體"/>
+          <w:color w:val="000000" w:themeColor="text1"/>
+          <w:lang w:eastAsia="zh-TW"/>
+        </w:rPr>
+      </w:pPr>
+      <w:r>
+        <w:rPr>
+          <w:rFonts w:eastAsia="新細明體" w:hint="eastAsia"/>
+          <w:color w:val="000000" w:themeColor="text1"/>
+          <w:lang w:eastAsia="zh-TW"/>
+        </w:rPr>
+        <w:t xml:space="preserve">6. </w:t>
+      </w:r>
+      <w:r>
+        <w:rPr>
+          <w:rFonts w:eastAsia="新細明體" w:hint="eastAsia"/>
+          <w:color w:val="000000" w:themeColor="text1"/>
+          <w:lang w:eastAsia="zh-TW"/>
+        </w:rPr>
+        <w:t>了解一下</w:t>
+      </w:r>
+      <w:r>
+        <w:rPr>
+          <w:rFonts w:eastAsia="新細明體"/>
+          <w:color w:val="000000" w:themeColor="text1"/>
+          <w:lang w:eastAsia="zh-TW"/>
+        </w:rPr>
+        <w:t>Spread spectrum clock</w:t>
+      </w:r>
+    </w:p>
+    <w:p>
+      <w:pPr>
+        <w:pStyle w:val="ae"/>
+        <w:rPr>
+          <w:rFonts w:eastAsia="新細明體"/>
+          <w:color w:val="000000" w:themeColor="text1"/>
+          <w:lang w:eastAsia="zh-TW"/>
+        </w:rPr>
+      </w:pPr>
+      <w:r>
+        <w:rPr>
+          <w:rFonts w:eastAsia="新細明體" w:hint="eastAsia"/>
+          <w:color w:val="000000" w:themeColor="text1"/>
+          <w:lang w:eastAsia="zh-TW"/>
+        </w:rPr>
+        <w:t>7.</w:t>
+      </w:r>
+      <w:r>
+        <w:t xml:space="preserve"> </w:t>
+      </w:r>
+      <w:hyperlink r:id="rId14" w:history="1">
+        <w:r>
+          <w:rPr>
+            <w:rStyle w:val="af"/>
+            <w:rFonts w:eastAsia="新細明體"/>
+            <w:lang w:eastAsia="zh-TW"/>
+          </w:rPr>
+          <w:t>64b/66b line code</w:t>
+        </w:r>
+      </w:hyperlink>
+    </w:p>
+    <w:p>
+      <w:pPr>
+        <w:pStyle w:val="ae"/>
+        <w:rPr>
+          <w:rFonts w:eastAsia="新細明體" w:hint="eastAsia"/>
+          <w:color w:val="000000" w:themeColor="text1"/>
+          <w:lang w:eastAsia="zh-TW"/>
+        </w:rPr>
+      </w:pPr>
+      <w:r>
+        <w:rPr>
+          <w:rFonts w:eastAsia="新細明體" w:hint="eastAsia"/>
+          <w:color w:val="000000" w:themeColor="text1"/>
+          <w:lang w:eastAsia="zh-TW"/>
+        </w:rPr>
+        <w:t xml:space="preserve">8. </w:t>
+      </w:r>
+      <w:hyperlink r:id="rId15" w:history="1">
+        <w:r>
+          <w:rPr>
+            <w:rStyle w:val="af"/>
+            <w:rFonts w:eastAsia="新細明體"/>
+            <w:lang w:eastAsia="zh-TW"/>
+          </w:rPr>
+          <w:t>10GbE_Cl</w:t>
+        </w:r>
+        <w:r>
+          <w:rPr>
+            <w:rStyle w:val="af"/>
+            <w:rFonts w:eastAsia="新細明體"/>
+            <w:lang w:eastAsia="zh-TW"/>
+          </w:rPr>
+          <w:t>4</w:t>
+        </w:r>
+        <w:r>
+          <w:rPr>
+            <w:rStyle w:val="af"/>
+            <w:rFonts w:eastAsia="新細明體"/>
+            <w:lang w:eastAsia="zh-TW"/>
+          </w:rPr>
+          <w:t>9.pdf</w:t>
+        </w:r>
+      </w:hyperlink>
     </w:p>
     <w:sectPr>
       <w:pgSz w:w="11906" w:h="16838"/>
@@ -2280,7 +2649,6 @@
   <w:style w:type="character" w:default="1" w:styleId="a0">
     <w:name w:val="Default Paragraph Font"/>
     <w:uiPriority w:val="1"/>
-    <w:semiHidden/>
     <w:unhideWhenUsed/>
   </w:style>
   <w:style w:type="table" w:default="1" w:styleId="a1">
@@ -2598,6 +2966,41 @@
     <w:pPr>
       <w:widowControl w:val="0"/>
     </w:pPr>
+  </w:style>
+  <w:style w:type="character" w:styleId="af">
+    <w:name w:val="Hyperlink"/>
+    <w:basedOn w:val="a0"/>
+    <w:uiPriority w:val="99"/>
+    <w:unhideWhenUsed/>
+    <w:rsid w:val="00984877"/>
+    <w:rPr>
+      <w:color w:val="467886" w:themeColor="hyperlink"/>
+      <w:u w:val="single"/>
+    </w:rPr>
+  </w:style>
+  <w:style w:type="character" w:styleId="af0">
+    <w:name w:val="Unresolved Mention"/>
+    <w:basedOn w:val="a0"/>
+    <w:uiPriority w:val="99"/>
+    <w:semiHidden/>
+    <w:unhideWhenUsed/>
+    <w:rsid w:val="00984877"/>
+    <w:rPr>
+      <w:color w:val="605E5C"/>
+      <w:shd w:val="clear" w:color="auto" w:fill="E1DFDD"/>
+    </w:rPr>
+  </w:style>
+  <w:style w:type="character" w:styleId="af1">
+    <w:name w:val="FollowedHyperlink"/>
+    <w:basedOn w:val="a0"/>
+    <w:uiPriority w:val="99"/>
+    <w:semiHidden/>
+    <w:unhideWhenUsed/>
+    <w:rsid w:val="00984877"/>
+    <w:rPr>
+      <w:color w:val="96607D" w:themeColor="followedHyperlink"/>
+      <w:u w:val="single"/>
+    </w:rPr>
   </w:style>
 </w:styles>
 </file>
